--- a/testakten/versausgleich-haerte-bgh-schaefer-nuernberg/08_verfahrensgang_ag.docx
+++ b/testakten/versausgleich-haerte-bgh-schaefer-nuernberg/08_verfahrensgang_ag.docx
@@ -66,7 +66,7 @@
         <w:t>Verfahrensgegenstand:</w:t>
       </w:r>
       <w:r>
-        <w:t xml:space="preserve"> Scheidung, Folgesache Versorgungsausgleich (von Amts wegen, § 137 Abs. 2 Satz 1 Nr. 1 FamFG)</w:t>
+        <w:t xml:space="preserve"> Scheidung, Folgesache Versorgungsausgleich (von Amts wegen, Paragraf 137 Abs. 2 Satz 1 Nr. 1 FamFG)</w:t>
       </w:r>
     </w:p>
     <w:p>
@@ -461,7 +461,7 @@
                 <w:rFonts w:ascii="Times New Roman" w:hAnsi="Times New Roman"/>
                 <w:sz w:val="20"/>
               </w:rPr>
-              <w:t>Schriftsatz Antragsteller mit Härteeinwand § 27 VersAusglG</w:t>
+              <w:t>Schriftsatz Antragsteller mit Härteeinwand Paragraf 27 VersAusglG</w:t>
             </w:r>
           </w:p>
         </w:tc>
@@ -571,7 +571,7 @@
         <w:rPr>
           <w:rFonts w:ascii="Times New Roman" w:hAnsi="Times New Roman"/>
         </w:rPr>
-        <w:t>docx/AG_Nuernberg_Fuerth_Beschluss_28_02_2022.docx</w:t>
+        <w:t>docx/AG_Nürnberg_Fürth_Beschluss_28_02_2022.docx</w:t>
       </w:r>
       <w:r>
         <w:rPr>
@@ -751,7 +751,7 @@
         <w:pStyle w:val="ListBullet"/>
       </w:pPr>
       <w:r>
-        <w:t>Die Voraussetzungen einer Härte nach § 27 VersAusglG liegen nicht vor.</w:t>
+        <w:t>Die Voraussetzungen einer Härte nach Paragraf 27 VersAusglG liegen nicht vor.</w:t>
       </w:r>
     </w:p>
     <w:p>
@@ -767,7 +767,7 @@
         <w:pStyle w:val="ListBullet"/>
       </w:pPr>
       <w:r>
-        <w:t>Das Erbe der Antragsgegnerin sei zwar dem Anfangsvermögen im Sinne des § 1374 Abs. 2 BGB zuzurechnen; der davon nicht erfasste, durch eigene Arbeit der Antragsgegnerin erworbene Beamtenversorgungsanspruch sei jedoch in den Versorgungsausgleich einzubeziehen.</w:t>
+        <w:t>Das Erbe der Antragsgegnerin sei zwar dem Anfangsvermögen im Sinne des Paragrafen 1374 Abs. 2 BGB zuzurechnen; der davon nicht erfasste, durch eigene Arbeit der Antragsgegnerin erworbene Beamtenversorgungsanspruch sei jedoch in den Versorgungsausgleich einzubeziehen.</w:t>
       </w:r>
     </w:p>
     <w:p>
@@ -803,7 +803,7 @@
         <w:t>Beschwerde</w:t>
       </w:r>
       <w:r>
-        <w:t xml:space="preserve"> zum OLG Nürnberg eingelegt (§ 58 FamFG). Die Beschwerde richtet sich allein gegen die Ziffern 2 bis 6 des Tenors (Versorgungsausgleich). Die Scheidung als solche ist nicht angegriffen und mit Ablauf der Beschwerdefrist (12.04.2022, 24:00 Uhr) am 13.04.2022 rechtskräftig geworden.</w:t>
+        <w:t xml:space="preserve"> zum OLG Nürnberg eingelegt (Paragraf 58 FamFG). Die Beschwerde richtet sich allein gegen die Ziffern 2 bis 6 des Tenors (Versorgungsausgleich). Die Scheidung als solche ist nicht angegriffen und mit Ablauf der Beschwerdefrist (12.04.2022, 24:00 Uhr) am 13.04.2022 rechtskräftig geworden.</w:t>
       </w:r>
     </w:p>
     <w:sectPr>
